--- a/templates/PROCURACAO_TEMPLATE.docx
+++ b/templates/PROCURACAO_TEMPLATE.docx
@@ -1996,9 +1996,14 @@
     <w:p/>
     <w:p/>
     <w:p>
+      <w:pPr>
+        <w:spacing w:before="0" w:after="0" w:line="205" w:lineRule="exact"/>
+      </w:pPr>
       <w:r>
         <w:rPr>
           <w:noProof/>
+          <w:sz w:val="18"/>
+          <w:szCs w:val="18"/>
         </w:rPr>
         <mc:AlternateContent>
           <mc:Choice Requires="wps">
@@ -2040,12 +2045,15 @@
                                 <w:color w:val="424953"/>
                                 <w:kern w:val="24"/>
                               </w:rPr>
+                              <w:spacing w:before="0" w:after="0" w:line="205" w:lineRule="exact"/>
                             </w:pPr>
                             <w:r>
                               <w:rPr>
                                 <w:rFonts w:ascii="Athena" w:eastAsia="Roboto Slab" w:hAnsi="Athena" w:cs="Benne"/>
                                 <w:color w:val="424953"/>
                                 <w:kern w:val="24"/>
+                                <w:sz w:val="18"/>
+                                <w:szCs w:val="18"/>
                               </w:rPr>
                               <w:t xml:space="preserve">{nome}</w:t>
                             </w:r>
@@ -2054,6 +2062,8 @@
                                 <w:rFonts w:ascii="Athena" w:eastAsia="Roboto Slab" w:hAnsi="Athena" w:cs="Benne"/>
                                 <w:color w:val="424953"/>
                                 <w:kern w:val="24"/>
+                                <w:sz w:val="18"/>
+                                <w:szCs w:val="18"/>
                               </w:rPr>
                               <w:t>,</w:t>
                             </w:r>
@@ -2062,6 +2072,8 @@
                                 <w:rFonts w:ascii="Athena" w:eastAsia="Roboto Slab" w:hAnsi="Athena" w:cs="Benne"/>
                                 <w:color w:val="424953"/>
                                 <w:kern w:val="24"/>
+                                <w:sz w:val="18"/>
+                                <w:szCs w:val="18"/>
                               </w:rPr>
                               <w:t xml:space="preserve"> {nacionalidade}, {estado_civil}, {profissao}, inscrito (a) no CPF nº </w:t>
                             </w:r>
@@ -2070,6 +2082,8 @@
                                 <w:rFonts w:ascii="Athena" w:eastAsia="Roboto Slab" w:hAnsi="Athena" w:cs="Benne"/>
                                 <w:color w:val="424953"/>
                                 <w:kern w:val="24"/>
+                                <w:sz w:val="18"/>
+                                <w:szCs w:val="18"/>
                               </w:rPr>
                               <w:t/>
                             </w:r>
@@ -2078,6 +2092,8 @@
                                 <w:rFonts w:ascii="Athena" w:eastAsia="Roboto Slab" w:hAnsi="Athena" w:cs="Benne"/>
                                 <w:color w:val="424953"/>
                                 <w:kern w:val="24"/>
+                                <w:sz w:val="18"/>
+                                <w:szCs w:val="18"/>
                               </w:rPr>
                               <w:t/>
                             </w:r>
@@ -2086,6 +2102,8 @@
                                 <w:rFonts w:ascii="Athena" w:eastAsia="Roboto Slab" w:hAnsi="Athena" w:cs="Benne"/>
                                 <w:color w:val="424953"/>
                                 <w:kern w:val="24"/>
+                                <w:sz w:val="18"/>
+                                <w:szCs w:val="18"/>
                               </w:rPr>
                               <w:t xml:space="preserve"/>
                             </w:r>
@@ -2094,6 +2112,8 @@
                                 <w:rFonts w:ascii="Athena" w:eastAsia="Roboto Slab" w:hAnsi="Athena" w:cs="Benne"/>
                                 <w:color w:val="424953"/>
                                 <w:kern w:val="24"/>
+                                <w:sz w:val="18"/>
+                                <w:szCs w:val="18"/>
                               </w:rPr>
                               <w:t/>
                             </w:r>
@@ -2102,6 +2122,8 @@
                                 <w:rFonts w:ascii="Athena" w:eastAsia="Roboto Slab" w:hAnsi="Athena" w:cs="Benne"/>
                                 <w:color w:val="424953"/>
                                 <w:kern w:val="24"/>
+                                <w:sz w:val="18"/>
+                                <w:szCs w:val="18"/>
                               </w:rPr>
                               <w:t/>
                             </w:r>
@@ -2110,6 +2132,8 @@
                                 <w:rFonts w:ascii="Athena" w:eastAsia="Roboto Slab" w:hAnsi="Athena" w:cs="Benne"/>
                                 <w:color w:val="424953"/>
                                 <w:kern w:val="24"/>
+                                <w:sz w:val="18"/>
+                                <w:szCs w:val="18"/>
                               </w:rPr>
                               <w:t xml:space="preserve"/>
                             </w:r>
@@ -2118,6 +2142,8 @@
                                 <w:rFonts w:ascii="Athena" w:eastAsia="Roboto Slab" w:hAnsi="Athena" w:cs="Benne"/>
                                 <w:color w:val="424953"/>
                                 <w:kern w:val="24"/>
+                                <w:sz w:val="18"/>
+                                <w:szCs w:val="18"/>
                               </w:rPr>
                               <w:t/>
                             </w:r>
@@ -2126,6 +2152,8 @@
                                 <w:rFonts w:ascii="Athena" w:eastAsia="Roboto Slab" w:hAnsi="Athena" w:cs="Benne"/>
                                 <w:color w:val="424953"/>
                                 <w:kern w:val="24"/>
+                                <w:sz w:val="18"/>
+                                <w:szCs w:val="18"/>
                               </w:rPr>
                               <w:t xml:space="preserve"/>
                             </w:r>
@@ -2134,6 +2162,8 @@
                                 <w:rFonts w:ascii="Athena" w:eastAsia="Roboto Slab" w:hAnsi="Athena" w:cs="Benne"/>
                                 <w:color w:val="424953"/>
                                 <w:kern w:val="24"/>
+                                <w:sz w:val="18"/>
+                                <w:szCs w:val="18"/>
                               </w:rPr>
                               <w:t xml:space="preserve">{cpf}</w:t>
                             </w:r>
@@ -2142,6 +2172,8 @@
                                 <w:rFonts w:ascii="Athena" w:eastAsia="Roboto Slab" w:hAnsi="Athena" w:cs="Benne"/>
                                 <w:color w:val="424953"/>
                                 <w:kern w:val="24"/>
+                                <w:sz w:val="18"/>
+                                <w:szCs w:val="18"/>
                               </w:rPr>
                               <w:t xml:space="preserve"> </w:t>
                             </w:r>
@@ -2150,6 +2182,8 @@
                                 <w:rFonts w:ascii="Athena" w:eastAsia="Roboto Slab" w:hAnsi="Athena" w:cs="Benne"/>
                                 <w:color w:val="424953"/>
                                 <w:kern w:val="24"/>
+                                <w:sz w:val="18"/>
+                                <w:szCs w:val="18"/>
                               </w:rPr>
                               <w:t>e RG nº</w:t>
                             </w:r>
@@ -2158,6 +2192,8 @@
                                 <w:rFonts w:ascii="Athena" w:eastAsia="Roboto Slab" w:hAnsi="Athena" w:cs="Benne"/>
                                 <w:color w:val="424953"/>
                                 <w:kern w:val="24"/>
+                                <w:sz w:val="18"/>
+                                <w:szCs w:val="18"/>
                               </w:rPr>
                               <w:t xml:space="preserve"> </w:t>
                             </w:r>
@@ -2166,6 +2202,8 @@
                                 <w:rFonts w:ascii="Athena" w:eastAsia="Roboto Slab" w:hAnsi="Athena" w:cs="Benne"/>
                                 <w:color w:val="424953"/>
                                 <w:kern w:val="24"/>
+                                <w:sz w:val="18"/>
+                                <w:szCs w:val="18"/>
                               </w:rPr>
                               <w:t xml:space="preserve">{rg}</w:t>
                             </w:r>
@@ -2174,6 +2212,8 @@
                                 <w:rFonts w:ascii="Athena" w:eastAsia="Roboto Slab" w:hAnsi="Athena" w:cs="Benne"/>
                                 <w:color w:val="424953"/>
                                 <w:kern w:val="24"/>
+                                <w:sz w:val="18"/>
+                                <w:szCs w:val="18"/>
                               </w:rPr>
                               <w:t/>
                             </w:r>
@@ -2182,6 +2222,8 @@
                                 <w:rFonts w:ascii="Athena" w:eastAsia="Roboto Slab" w:hAnsi="Athena" w:cs="Benne"/>
                                 <w:color w:val="424953"/>
                                 <w:kern w:val="24"/>
+                                <w:sz w:val="18"/>
+                                <w:szCs w:val="18"/>
                               </w:rPr>
                               <w:t xml:space="preserve">, residente </w:t>
                             </w:r>
@@ -2190,6 +2232,8 @@
                                 <w:rFonts w:ascii="Athena" w:eastAsia="Roboto Slab" w:hAnsi="Athena" w:cs="Benne"/>
                                 <w:color w:val="424953"/>
                                 <w:kern w:val="24"/>
+                                <w:sz w:val="18"/>
+                                <w:szCs w:val="18"/>
                               </w:rPr>
                               <w:t xml:space="preserve">e </w:t>
                             </w:r>
@@ -2198,6 +2242,8 @@
                                 <w:rFonts w:ascii="Athena" w:eastAsia="Roboto Slab" w:hAnsi="Athena" w:cs="Benne"/>
                                 <w:color w:val="424953"/>
                                 <w:kern w:val="24"/>
+                                <w:sz w:val="18"/>
+                                <w:szCs w:val="18"/>
                               </w:rPr>
                               <w:t>domiciliad</w:t>
                             </w:r>
@@ -2206,6 +2252,8 @@
                                 <w:rFonts w:ascii="Athena" w:eastAsia="Roboto Slab" w:hAnsi="Athena" w:cs="Benne"/>
                                 <w:color w:val="424953"/>
                                 <w:kern w:val="24"/>
+                                <w:sz w:val="18"/>
+                                <w:szCs w:val="18"/>
                               </w:rPr>
                               <w:t>o</w:t>
                             </w:r>
@@ -2214,6 +2262,8 @@
                                 <w:rFonts w:ascii="Athena" w:eastAsia="Roboto Slab" w:hAnsi="Athena" w:cs="Benne"/>
                                 <w:color w:val="424953"/>
                                 <w:kern w:val="24"/>
+                                <w:sz w:val="18"/>
+                                <w:szCs w:val="18"/>
                               </w:rPr>
                               <w:t xml:space="preserve"> na</w:t>
                             </w:r>
@@ -2222,6 +2272,8 @@
                                 <w:rFonts w:ascii="Athena" w:eastAsia="Roboto Slab" w:hAnsi="Athena" w:cs="Benne"/>
                                 <w:color w:val="424953"/>
                                 <w:kern w:val="24"/>
+                                <w:sz w:val="18"/>
+                                <w:szCs w:val="18"/>
                               </w:rPr>
                               <w:t xml:space="preserve"> {logradouro}</w:t>
                             </w:r>
@@ -2230,6 +2282,8 @@
                                 <w:rFonts w:ascii="Athena" w:eastAsia="Roboto Slab" w:hAnsi="Athena" w:cs="Benne"/>
                                 <w:color w:val="424953"/>
                                 <w:kern w:val="24"/>
+                                <w:sz w:val="18"/>
+                                <w:szCs w:val="18"/>
                               </w:rPr>
                               <w:t/>
                             </w:r>
@@ -2238,6 +2292,8 @@
                                 <w:rFonts w:ascii="Athena" w:eastAsia="Roboto Slab" w:hAnsi="Athena" w:cs="Benne"/>
                                 <w:color w:val="424953"/>
                                 <w:kern w:val="24"/>
+                                <w:sz w:val="18"/>
+                                <w:szCs w:val="18"/>
                               </w:rPr>
                               <w:t xml:space="preserve">, n° </w:t>
                             </w:r>
@@ -2246,6 +2302,8 @@
                                 <w:rFonts w:ascii="Athena" w:eastAsia="Roboto Slab" w:hAnsi="Athena" w:cs="Benne"/>
                                 <w:color w:val="424953"/>
                                 <w:kern w:val="24"/>
+                                <w:sz w:val="18"/>
+                                <w:szCs w:val="18"/>
                               </w:rPr>
                               <w:t xml:space="preserve">{numero},</w:t>
                             </w:r>
@@ -2254,6 +2312,8 @@
                                 <w:rFonts w:ascii="Athena" w:eastAsia="Roboto Slab" w:hAnsi="Athena" w:cs="Benne"/>
                                 <w:color w:val="424953"/>
                                 <w:kern w:val="24"/>
+                                <w:sz w:val="18"/>
+                                <w:szCs w:val="18"/>
                               </w:rPr>
                               <w:t xml:space="preserve"> Bairro </w:t>
                             </w:r>
@@ -2262,6 +2322,8 @@
                                 <w:rFonts w:ascii="Athena" w:eastAsia="Roboto Slab" w:hAnsi="Athena" w:cs="Benne"/>
                                 <w:color w:val="424953"/>
                                 <w:kern w:val="24"/>
+                                <w:sz w:val="18"/>
+                                <w:szCs w:val="18"/>
                               </w:rPr>
                               <w:t xml:space="preserve">{bairro}</w:t>
                             </w:r>
@@ -2270,6 +2332,8 @@
                                 <w:rFonts w:ascii="Athena" w:eastAsia="Roboto Slab" w:hAnsi="Athena" w:cs="Benne"/>
                                 <w:color w:val="424953"/>
                                 <w:kern w:val="24"/>
+                                <w:sz w:val="18"/>
+                                <w:szCs w:val="18"/>
                               </w:rPr>
                               <w:t xml:space="preserve">, na cidade de {cidade_uf}, CEP:</w:t>
                             </w:r>
@@ -2278,6 +2342,8 @@
                                 <w:rFonts w:ascii="Athena" w:eastAsia="Roboto Slab" w:hAnsi="Athena" w:cs="Benne"/>
                                 <w:color w:val="424953"/>
                                 <w:kern w:val="24"/>
+                                <w:sz w:val="18"/>
+                                <w:szCs w:val="18"/>
                               </w:rPr>
                               <w:t xml:space="preserve"> </w:t>
                             </w:r>
@@ -2286,6 +2352,8 @@
                                 <w:rFonts w:ascii="Athena" w:eastAsia="Roboto Slab" w:hAnsi="Athena" w:cs="Benne"/>
                                 <w:color w:val="424953"/>
                                 <w:kern w:val="24"/>
+                                <w:sz w:val="18"/>
+                                <w:szCs w:val="18"/>
                               </w:rPr>
                               <w:t xml:space="preserve">{cep}</w:t>
                             </w:r>
@@ -2294,6 +2362,8 @@
                                 <w:rFonts w:ascii="Athena" w:eastAsia="Roboto Slab" w:hAnsi="Athena" w:cs="Benne"/>
                                 <w:color w:val="424953"/>
                                 <w:kern w:val="24"/>
+                                <w:sz w:val="18"/>
+                                <w:szCs w:val="18"/>
                               </w:rPr>
                               <w:t/>
                             </w:r>
@@ -2302,6 +2372,8 @@
                                 <w:rFonts w:ascii="Athena" w:eastAsia="Roboto Slab" w:hAnsi="Athena" w:cs="Benne"/>
                                 <w:color w:val="424953"/>
                                 <w:kern w:val="24"/>
+                                <w:sz w:val="18"/>
+                                <w:szCs w:val="18"/>
                               </w:rPr>
                               <w:t/>
                             </w:r>
@@ -2310,6 +2382,8 @@
                                 <w:rFonts w:ascii="Athena" w:eastAsia="Roboto Slab" w:hAnsi="Athena" w:cs="Benne"/>
                                 <w:color w:val="424953"/>
                                 <w:kern w:val="24"/>
+                                <w:sz w:val="18"/>
+                                <w:szCs w:val="18"/>
                               </w:rPr>
                               <w:t/>
                             </w:r>
@@ -2318,6 +2392,8 @@
                                 <w:rFonts w:ascii="Athena" w:eastAsia="Roboto Slab" w:hAnsi="Athena" w:cs="Benne"/>
                                 <w:color w:val="424953"/>
                                 <w:kern w:val="24"/>
+                                <w:sz w:val="18"/>
+                                <w:szCs w:val="18"/>
                               </w:rPr>
                               <w:t/>
                             </w:r>
@@ -2326,6 +2402,8 @@
                                 <w:rFonts w:ascii="Athena" w:eastAsia="Roboto Slab" w:hAnsi="Athena" w:cs="Benne"/>
                                 <w:color w:val="424953"/>
                                 <w:kern w:val="24"/>
+                                <w:sz w:val="18"/>
+                                <w:szCs w:val="18"/>
                               </w:rPr>
                               <w:t>,</w:t>
                             </w:r>
@@ -2334,6 +2412,8 @@
                                 <w:rFonts w:ascii="Athena" w:eastAsia="Roboto Slab" w:hAnsi="Athena" w:cs="Benne"/>
                                 <w:color w:val="424953"/>
                                 <w:kern w:val="24"/>
+                                <w:sz w:val="18"/>
+                                <w:szCs w:val="18"/>
                               </w:rPr>
                               <w:t xml:space="preserve"> </w:t>
                             </w:r>
@@ -2342,6 +2422,8 @@
                                 <w:rFonts w:ascii="Athena" w:eastAsia="Roboto Slab" w:hAnsi="Athena" w:cs="Benne"/>
                                 <w:color w:val="424953"/>
                                 <w:kern w:val="24"/>
+                                <w:sz w:val="18"/>
+                                <w:szCs w:val="18"/>
                               </w:rPr>
                               <w:t>nomeia e constitui como patronos os seguintes advogados:</w:t>
                             </w:r>
@@ -2376,12 +2458,15 @@
                           <w:color w:val="424953"/>
                           <w:kern w:val="24"/>
                         </w:rPr>
+                        <w:spacing w:before="0" w:after="0" w:line="205" w:lineRule="exact"/>
                       </w:pPr>
                       <w:r>
                         <w:rPr>
                           <w:rFonts w:ascii="Athena" w:eastAsia="Roboto Slab" w:hAnsi="Athena" w:cs="Benne"/>
                           <w:color w:val="424953"/>
                           <w:kern w:val="24"/>
+                          <w:sz w:val="18"/>
+                          <w:szCs w:val="18"/>
                         </w:rPr>
                         <w:t xml:space="preserve">{nome}</w:t>
                       </w:r>
@@ -2390,6 +2475,8 @@
                           <w:rFonts w:ascii="Athena" w:eastAsia="Roboto Slab" w:hAnsi="Athena" w:cs="Benne"/>
                           <w:color w:val="424953"/>
                           <w:kern w:val="24"/>
+                          <w:sz w:val="18"/>
+                          <w:szCs w:val="18"/>
                         </w:rPr>
                         <w:t>,</w:t>
                       </w:r>
@@ -2398,6 +2485,8 @@
                           <w:rFonts w:ascii="Athena" w:eastAsia="Roboto Slab" w:hAnsi="Athena" w:cs="Benne"/>
                           <w:color w:val="424953"/>
                           <w:kern w:val="24"/>
+                          <w:sz w:val="18"/>
+                          <w:szCs w:val="18"/>
                         </w:rPr>
                         <w:t xml:space="preserve"> {nacionalidade}, {estado_civil}, {profissao}, inscrito (a) no CPF nº </w:t>
                       </w:r>
@@ -2406,6 +2495,8 @@
                           <w:rFonts w:ascii="Athena" w:eastAsia="Roboto Slab" w:hAnsi="Athena" w:cs="Benne"/>
                           <w:color w:val="424953"/>
                           <w:kern w:val="24"/>
+                          <w:sz w:val="18"/>
+                          <w:szCs w:val="18"/>
                         </w:rPr>
                         <w:t/>
                       </w:r>
@@ -2414,6 +2505,8 @@
                           <w:rFonts w:ascii="Athena" w:eastAsia="Roboto Slab" w:hAnsi="Athena" w:cs="Benne"/>
                           <w:color w:val="424953"/>
                           <w:kern w:val="24"/>
+                          <w:sz w:val="18"/>
+                          <w:szCs w:val="18"/>
                         </w:rPr>
                         <w:t/>
                       </w:r>
@@ -2422,6 +2515,8 @@
                           <w:rFonts w:ascii="Athena" w:eastAsia="Roboto Slab" w:hAnsi="Athena" w:cs="Benne"/>
                           <w:color w:val="424953"/>
                           <w:kern w:val="24"/>
+                          <w:sz w:val="18"/>
+                          <w:szCs w:val="18"/>
                         </w:rPr>
                         <w:t xml:space="preserve"/>
                       </w:r>
@@ -2430,6 +2525,8 @@
                           <w:rFonts w:ascii="Athena" w:eastAsia="Roboto Slab" w:hAnsi="Athena" w:cs="Benne"/>
                           <w:color w:val="424953"/>
                           <w:kern w:val="24"/>
+                          <w:sz w:val="18"/>
+                          <w:szCs w:val="18"/>
                         </w:rPr>
                         <w:t/>
                       </w:r>
@@ -2438,6 +2535,8 @@
                           <w:rFonts w:ascii="Athena" w:eastAsia="Roboto Slab" w:hAnsi="Athena" w:cs="Benne"/>
                           <w:color w:val="424953"/>
                           <w:kern w:val="24"/>
+                          <w:sz w:val="18"/>
+                          <w:szCs w:val="18"/>
                         </w:rPr>
                         <w:t/>
                       </w:r>
@@ -2446,6 +2545,8 @@
                           <w:rFonts w:ascii="Athena" w:eastAsia="Roboto Slab" w:hAnsi="Athena" w:cs="Benne"/>
                           <w:color w:val="424953"/>
                           <w:kern w:val="24"/>
+                          <w:sz w:val="18"/>
+                          <w:szCs w:val="18"/>
                         </w:rPr>
                         <w:t xml:space="preserve"/>
                       </w:r>
@@ -2454,6 +2555,8 @@
                           <w:rFonts w:ascii="Athena" w:eastAsia="Roboto Slab" w:hAnsi="Athena" w:cs="Benne"/>
                           <w:color w:val="424953"/>
                           <w:kern w:val="24"/>
+                          <w:sz w:val="18"/>
+                          <w:szCs w:val="18"/>
                         </w:rPr>
                         <w:t/>
                       </w:r>
@@ -2462,6 +2565,8 @@
                           <w:rFonts w:ascii="Athena" w:eastAsia="Roboto Slab" w:hAnsi="Athena" w:cs="Benne"/>
                           <w:color w:val="424953"/>
                           <w:kern w:val="24"/>
+                          <w:sz w:val="18"/>
+                          <w:szCs w:val="18"/>
                         </w:rPr>
                         <w:t xml:space="preserve"/>
                       </w:r>
@@ -2470,6 +2575,8 @@
                           <w:rFonts w:ascii="Athena" w:eastAsia="Roboto Slab" w:hAnsi="Athena" w:cs="Benne"/>
                           <w:color w:val="424953"/>
                           <w:kern w:val="24"/>
+                          <w:sz w:val="18"/>
+                          <w:szCs w:val="18"/>
                         </w:rPr>
                         <w:t xml:space="preserve">{cpf}</w:t>
                       </w:r>
@@ -2478,6 +2585,8 @@
                           <w:rFonts w:ascii="Athena" w:eastAsia="Roboto Slab" w:hAnsi="Athena" w:cs="Benne"/>
                           <w:color w:val="424953"/>
                           <w:kern w:val="24"/>
+                          <w:sz w:val="18"/>
+                          <w:szCs w:val="18"/>
                         </w:rPr>
                         <w:t xml:space="preserve"> </w:t>
                       </w:r>
@@ -2486,6 +2595,8 @@
                           <w:rFonts w:ascii="Athena" w:eastAsia="Roboto Slab" w:hAnsi="Athena" w:cs="Benne"/>
                           <w:color w:val="424953"/>
                           <w:kern w:val="24"/>
+                          <w:sz w:val="18"/>
+                          <w:szCs w:val="18"/>
                         </w:rPr>
                         <w:t>e RG nº</w:t>
                       </w:r>
@@ -2494,6 +2605,8 @@
                           <w:rFonts w:ascii="Athena" w:eastAsia="Roboto Slab" w:hAnsi="Athena" w:cs="Benne"/>
                           <w:color w:val="424953"/>
                           <w:kern w:val="24"/>
+                          <w:sz w:val="18"/>
+                          <w:szCs w:val="18"/>
                         </w:rPr>
                         <w:t xml:space="preserve"> </w:t>
                       </w:r>
@@ -2502,6 +2615,8 @@
                           <w:rFonts w:ascii="Athena" w:eastAsia="Roboto Slab" w:hAnsi="Athena" w:cs="Benne"/>
                           <w:color w:val="424953"/>
                           <w:kern w:val="24"/>
+                          <w:sz w:val="18"/>
+                          <w:szCs w:val="18"/>
                         </w:rPr>
                         <w:t xml:space="preserve">{rg}</w:t>
                       </w:r>
@@ -2510,6 +2625,8 @@
                           <w:rFonts w:ascii="Athena" w:eastAsia="Roboto Slab" w:hAnsi="Athena" w:cs="Benne"/>
                           <w:color w:val="424953"/>
                           <w:kern w:val="24"/>
+                          <w:sz w:val="18"/>
+                          <w:szCs w:val="18"/>
                         </w:rPr>
                         <w:t/>
                       </w:r>
@@ -2518,6 +2635,8 @@
                           <w:rFonts w:ascii="Athena" w:eastAsia="Roboto Slab" w:hAnsi="Athena" w:cs="Benne"/>
                           <w:color w:val="424953"/>
                           <w:kern w:val="24"/>
+                          <w:sz w:val="18"/>
+                          <w:szCs w:val="18"/>
                         </w:rPr>
                         <w:t xml:space="preserve">, residente </w:t>
                       </w:r>
@@ -2526,6 +2645,8 @@
                           <w:rFonts w:ascii="Athena" w:eastAsia="Roboto Slab" w:hAnsi="Athena" w:cs="Benne"/>
                           <w:color w:val="424953"/>
                           <w:kern w:val="24"/>
+                          <w:sz w:val="18"/>
+                          <w:szCs w:val="18"/>
                         </w:rPr>
                         <w:t xml:space="preserve">e </w:t>
                       </w:r>
@@ -2534,6 +2655,8 @@
                           <w:rFonts w:ascii="Athena" w:eastAsia="Roboto Slab" w:hAnsi="Athena" w:cs="Benne"/>
                           <w:color w:val="424953"/>
                           <w:kern w:val="24"/>
+                          <w:sz w:val="18"/>
+                          <w:szCs w:val="18"/>
                         </w:rPr>
                         <w:t>domiciliad</w:t>
                       </w:r>
@@ -2542,6 +2665,8 @@
                           <w:rFonts w:ascii="Athena" w:eastAsia="Roboto Slab" w:hAnsi="Athena" w:cs="Benne"/>
                           <w:color w:val="424953"/>
                           <w:kern w:val="24"/>
+                          <w:sz w:val="18"/>
+                          <w:szCs w:val="18"/>
                         </w:rPr>
                         <w:t>o</w:t>
                       </w:r>
@@ -2550,6 +2675,8 @@
                           <w:rFonts w:ascii="Athena" w:eastAsia="Roboto Slab" w:hAnsi="Athena" w:cs="Benne"/>
                           <w:color w:val="424953"/>
                           <w:kern w:val="24"/>
+                          <w:sz w:val="18"/>
+                          <w:szCs w:val="18"/>
                         </w:rPr>
                         <w:t xml:space="preserve"> na</w:t>
                       </w:r>
@@ -2558,6 +2685,8 @@
                           <w:rFonts w:ascii="Athena" w:eastAsia="Roboto Slab" w:hAnsi="Athena" w:cs="Benne"/>
                           <w:color w:val="424953"/>
                           <w:kern w:val="24"/>
+                          <w:sz w:val="18"/>
+                          <w:szCs w:val="18"/>
                         </w:rPr>
                         <w:t xml:space="preserve"> {logradouro}</w:t>
                       </w:r>
@@ -2566,6 +2695,8 @@
                           <w:rFonts w:ascii="Athena" w:eastAsia="Roboto Slab" w:hAnsi="Athena" w:cs="Benne"/>
                           <w:color w:val="424953"/>
                           <w:kern w:val="24"/>
+                          <w:sz w:val="18"/>
+                          <w:szCs w:val="18"/>
                         </w:rPr>
                         <w:t/>
                       </w:r>
@@ -2574,6 +2705,8 @@
                           <w:rFonts w:ascii="Athena" w:eastAsia="Roboto Slab" w:hAnsi="Athena" w:cs="Benne"/>
                           <w:color w:val="424953"/>
                           <w:kern w:val="24"/>
+                          <w:sz w:val="18"/>
+                          <w:szCs w:val="18"/>
                         </w:rPr>
                         <w:t xml:space="preserve">, n° </w:t>
                       </w:r>
@@ -2582,6 +2715,8 @@
                           <w:rFonts w:ascii="Athena" w:eastAsia="Roboto Slab" w:hAnsi="Athena" w:cs="Benne"/>
                           <w:color w:val="424953"/>
                           <w:kern w:val="24"/>
+                          <w:sz w:val="18"/>
+                          <w:szCs w:val="18"/>
                         </w:rPr>
                         <w:t xml:space="preserve">{numero},</w:t>
                       </w:r>
@@ -2590,6 +2725,8 @@
                           <w:rFonts w:ascii="Athena" w:eastAsia="Roboto Slab" w:hAnsi="Athena" w:cs="Benne"/>
                           <w:color w:val="424953"/>
                           <w:kern w:val="24"/>
+                          <w:sz w:val="18"/>
+                          <w:szCs w:val="18"/>
                         </w:rPr>
                         <w:t xml:space="preserve"> Bairro </w:t>
                       </w:r>
@@ -2598,6 +2735,8 @@
                           <w:rFonts w:ascii="Athena" w:eastAsia="Roboto Slab" w:hAnsi="Athena" w:cs="Benne"/>
                           <w:color w:val="424953"/>
                           <w:kern w:val="24"/>
+                          <w:sz w:val="18"/>
+                          <w:szCs w:val="18"/>
                         </w:rPr>
                         <w:t xml:space="preserve">{bairro}</w:t>
                       </w:r>
@@ -2606,6 +2745,8 @@
                           <w:rFonts w:ascii="Athena" w:eastAsia="Roboto Slab" w:hAnsi="Athena" w:cs="Benne"/>
                           <w:color w:val="424953"/>
                           <w:kern w:val="24"/>
+                          <w:sz w:val="18"/>
+                          <w:szCs w:val="18"/>
                         </w:rPr>
                         <w:t xml:space="preserve">, na cidade de {cidade_uf}, CEP:</w:t>
                       </w:r>
@@ -2614,6 +2755,8 @@
                           <w:rFonts w:ascii="Athena" w:eastAsia="Roboto Slab" w:hAnsi="Athena" w:cs="Benne"/>
                           <w:color w:val="424953"/>
                           <w:kern w:val="24"/>
+                          <w:sz w:val="18"/>
+                          <w:szCs w:val="18"/>
                         </w:rPr>
                         <w:t xml:space="preserve"> </w:t>
                       </w:r>
@@ -2622,6 +2765,8 @@
                           <w:rFonts w:ascii="Athena" w:eastAsia="Roboto Slab" w:hAnsi="Athena" w:cs="Benne"/>
                           <w:color w:val="424953"/>
                           <w:kern w:val="24"/>
+                          <w:sz w:val="18"/>
+                          <w:szCs w:val="18"/>
                         </w:rPr>
                         <w:t xml:space="preserve">{cep}</w:t>
                       </w:r>
@@ -2630,6 +2775,8 @@
                           <w:rFonts w:ascii="Athena" w:eastAsia="Roboto Slab" w:hAnsi="Athena" w:cs="Benne"/>
                           <w:color w:val="424953"/>
                           <w:kern w:val="24"/>
+                          <w:sz w:val="18"/>
+                          <w:szCs w:val="18"/>
                         </w:rPr>
                         <w:t/>
                       </w:r>
@@ -2638,6 +2785,8 @@
                           <w:rFonts w:ascii="Athena" w:eastAsia="Roboto Slab" w:hAnsi="Athena" w:cs="Benne"/>
                           <w:color w:val="424953"/>
                           <w:kern w:val="24"/>
+                          <w:sz w:val="18"/>
+                          <w:szCs w:val="18"/>
                         </w:rPr>
                         <w:t/>
                       </w:r>
@@ -2646,6 +2795,8 @@
                           <w:rFonts w:ascii="Athena" w:eastAsia="Roboto Slab" w:hAnsi="Athena" w:cs="Benne"/>
                           <w:color w:val="424953"/>
                           <w:kern w:val="24"/>
+                          <w:sz w:val="18"/>
+                          <w:szCs w:val="18"/>
                         </w:rPr>
                         <w:t/>
                       </w:r>
@@ -2654,6 +2805,8 @@
                           <w:rFonts w:ascii="Athena" w:eastAsia="Roboto Slab" w:hAnsi="Athena" w:cs="Benne"/>
                           <w:color w:val="424953"/>
                           <w:kern w:val="24"/>
+                          <w:sz w:val="18"/>
+                          <w:szCs w:val="18"/>
                         </w:rPr>
                         <w:t/>
                       </w:r>
@@ -2662,6 +2815,8 @@
                           <w:rFonts w:ascii="Athena" w:eastAsia="Roboto Slab" w:hAnsi="Athena" w:cs="Benne"/>
                           <w:color w:val="424953"/>
                           <w:kern w:val="24"/>
+                          <w:sz w:val="18"/>
+                          <w:szCs w:val="18"/>
                         </w:rPr>
                         <w:t>,</w:t>
                       </w:r>
@@ -2670,6 +2825,8 @@
                           <w:rFonts w:ascii="Athena" w:eastAsia="Roboto Slab" w:hAnsi="Athena" w:cs="Benne"/>
                           <w:color w:val="424953"/>
                           <w:kern w:val="24"/>
+                          <w:sz w:val="18"/>
+                          <w:szCs w:val="18"/>
                         </w:rPr>
                         <w:t xml:space="preserve"> </w:t>
                       </w:r>
@@ -2678,6 +2835,8 @@
                           <w:rFonts w:ascii="Athena" w:eastAsia="Roboto Slab" w:hAnsi="Athena" w:cs="Benne"/>
                           <w:color w:val="424953"/>
                           <w:kern w:val="24"/>
+                          <w:sz w:val="18"/>
+                          <w:szCs w:val="18"/>
                         </w:rPr>
                         <w:t>nomeia e constitui como patronos os seguintes advogados:</w:t>
                       </w:r>
@@ -2799,12 +2958,13 @@
           <w:sz w:val="20"/>
           <w:szCs w:val="20"/>
         </w:rPr>
+        <w:spacing w:before="0" w:after="0" w:line="205" w:lineRule="exact"/>
       </w:pPr>
       <w:r>
         <w:rPr>
           <w:rFonts w:ascii="Athena" w:hAnsi="Athena"/>
-          <w:sz w:val="20"/>
-          <w:szCs w:val="20"/>
+          <w:sz w:val="18"/>
+          <w:szCs w:val="18"/>
         </w:rPr>
         <w:t xml:space="preserve">Para o fim especial de representar os outorgantes em juízo, em qualquer processo ou ação, em qualquer instância ou tribunal em que forem autores, réus, opoentes, assistentes ou de qualquer forma participante de procedimentos, quaisquer que sejam, podendo requerer as medidas que forem necessárias, preparatórias, preventivas ou incidentes, variar de ações e intentar outras de novo, usando dos poderes conferidos pela cláusula </w:t>
       </w:r>
@@ -2813,16 +2973,16 @@
           <w:rFonts w:ascii="Athena" w:hAnsi="Athena"/>
           <w:b/>
           <w:i/>
-          <w:sz w:val="20"/>
-          <w:szCs w:val="20"/>
+          <w:sz w:val="18"/>
+          <w:szCs w:val="18"/>
         </w:rPr>
         <w:t>ad judicia et extra</w:t>
       </w:r>
       <w:r>
         <w:rPr>
           <w:rFonts w:ascii="Athena" w:hAnsi="Athena"/>
-          <w:sz w:val="20"/>
-          <w:szCs w:val="20"/>
+          <w:sz w:val="18"/>
+          <w:szCs w:val="18"/>
         </w:rPr>
         <w:t>, mais os de desistir, transigir, acordar, receber quaisquer quantias depositas em bancos referentes ao processo, dar e aceitar quitação, assinar declaração de isenção de imposto de renda, agravar, apelar, protestar e levantar protestos, penhorar e sequestrar bens, promover arrestos, prestar cauções, firmar compromissos, acompanhando-os em todas as fases processuais, fazer composições amigáveis e requerer perante entidades públicas, privadas ou associativas, enfim, requerer o que preciso for para o fiel desempenho das obrigações decorrentes deste mandato, podendo substabelecê-lo, com ou sem reserva de poderes. Autorizo, desde já à minha procuradora requerer juridicamente o pálio da justiça gratuita.</w:t>
       </w:r>
@@ -3185,8 +3345,6 @@
         </mc:AlternateContent>
       </w:r>
     </w:p>
-    <w:p/>
-    <w:p/>
     <w:sectPr>
       <w:pgSz w:w="11906" w:h="16838"/>
       <w:pgMar w:top="1417" w:right="1701" w:bottom="1417" w:left="1701" w:header="708" w:footer="708" w:gutter="0"/>
